--- a/public/documents/oneai-leadership-memo-en.docx
+++ b/public/documents/oneai-leadership-memo-en.docx
@@ -521,7 +521,7 @@
           <w:color w:val="425466"/>
           <w:sz w:val="22"/>
         </w:rPr>
-        <w:t>I recommend we evaluate OneAI from Hyperjump Technology as our company-wide AI platform, or at minimum schedule a 30-minute briefing. This is not about replacing personal ChatGPT for a few people. It is about governing AI now that 20-40 of us already use it.</w:t>
+        <w:t>I recommend we evaluate OneAI from Hyperjump Technology as our company AI platform: one workspace for OpenAI, Claude, Gemini, DeepSeek, and other models, running only for us. Please at least schedule a 30-minute briefing.</w:t>
       </w:r>
     </w:p>
     <w:p>
@@ -656,7 +656,7 @@
           <w:color w:val="425466"/>
           <w:sz w:val="21"/>
         </w:rPr>
-        <w:t>office files, internal knowledge, code execution, and more than one model vendor.</w:t>
+        <w:t>ask files, a VolunteerNow Helpdesk knowledge base, documents, code, web search, PII handling, budgets, and multiple providers in one workspace.</w:t>
       </w:r>
     </w:p>
     <w:p>

--- a/public/documents/oneai-leadership-memo-en.docx
+++ b/public/documents/oneai-leadership-memo-en.docx
@@ -672,7 +672,7 @@
           <w:color w:val="425466"/>
           <w:sz w:val="22"/>
         </w:rPr>
-        <w:t>At 40 users, OneAI is Rp12.400.000 per month (USD 300 AI credit included; billed quarterly). ChatGPT Business is about Rp16 million monthly or Rp12.8 million annually. The prices are close. The case is one platform across vendors, not cheaper chat. The attached PDF has the full comparison. Tax is extra.</w:t>
+        <w:t>The case for OneAI is one platform across vendors, not cheaper chat. The attached PDF explains the capability comparison, hosting options, and local support. Commercial terms can be discussed for our rollout.</w:t>
       </w:r>
     </w:p>
     <w:p>
